--- a/examples/online/doc/01-source-family.docx
+++ b/examples/online/doc/01-source-family.docx
@@ -1332,16 +1332,7 @@
         <w:rPr>
           <w:rStyle w:val="VerbatimChar"/>
         </w:rPr>
-        <w:t xml:space="preserve">## [1] "har_source_dataframe" "har_source_simulated" "har_source"          </w:t>
-      </w:r>
-      <w:r>
-        <w:br/>
-      </w:r>
-      <w:r>
-        <w:rPr>
-          <w:rStyle w:val="VerbatimChar"/>
-        </w:rPr>
-        <w:t xml:space="preserve">## [4] "dal_base"            </w:t>
+        <w:t xml:space="preserve">## [1] "har_source_dataframe" "har_source_simulated" "har_source"           "dal_base"            </w:t>
       </w:r>
       <w:r>
         <w:br/>
@@ -2079,7 +2070,7 @@
         <w:rPr>
           <w:rStyle w:val="VerbatimChar"/>
         </w:rPr>
-        <w:t xml:space="preserve">## &lt;environment: 0x000001348a725c78&gt;</w:t>
+        <w:t xml:space="preserve">## &lt;environment: 0x615ba5e4d550&gt;</w:t>
       </w:r>
       <w:r>
         <w:br/>
@@ -2416,7 +2407,7 @@
         <w:rPr>
           <w:rStyle w:val="VerbatimChar"/>
         </w:rPr>
-        <w:t xml:space="preserve">## &lt;environment: 0x000001348a725c78&gt;</w:t>
+        <w:t xml:space="preserve">## &lt;environment: 0x615ba5e4d550&gt;</w:t>
       </w:r>
       <w:r>
         <w:br/>
@@ -2753,7 +2744,7 @@
         <w:rPr>
           <w:rStyle w:val="VerbatimChar"/>
         </w:rPr>
-        <w:t xml:space="preserve">## &lt;environment: 0x000001348a725c78&gt;</w:t>
+        <w:t xml:space="preserve">## &lt;environment: 0x615ba5e4d550&gt;</w:t>
       </w:r>
       <w:r>
         <w:br/>
